--- a/Science Books/QED Course/Lesson 26 Euler Lagrange Equations for Fields.docx
+++ b/Science Books/QED Course/Lesson 26 Euler Lagrange Equations for Fields.docx
@@ -501,8 +501,95 @@
       <m:oMathPara>
         <m:oMath>
           <m:r>
-            <m:t xml:space="preserve">δℒ = (∂ℒ/∂φ) δφ + [∂ℒ/∂(∂_μφ)] ∂_μ(δφ)</m:t>
+            <m:t xml:space="preserve">δℒ</m:t>
           </m:r>
+          <m:r>
+            <m:t xml:space="preserve">=</m:t>
+          </m:r>
+          <m:f>
+            <m:num>
+              <m:r>
+                <m:t xml:space="preserve">∂ℒ</m:t>
+              </m:r>
+            </m:num>
+            <m:den>
+              <m:r>
+                <m:t xml:space="preserve">∂φ</m:t>
+              </m:r>
+            </m:den>
+          </m:f>
+          <m:r>
+            <m:t xml:space="preserve"> </m:t>
+          </m:r>
+          <m:r>
+            <m:t xml:space="preserve">δφ</m:t>
+          </m:r>
+          <m:r>
+            <m:t xml:space="preserve">+</m:t>
+          </m:r>
+          <m:d>
+            <m:dPr>
+              <m:begChr m:val="["/>
+              <m:endChr m:val="]"/>
+            </m:dPr>
+            <m:e>
+              <m:f>
+                <m:num>
+                  <m:r>
+                    <m:t xml:space="preserve">∂ℒ</m:t>
+                  </m:r>
+                </m:num>
+                <m:den>
+                  <m:r>
+                    <m:t xml:space="preserve">∂</m:t>
+                  </m:r>
+                  <m:d>
+                    <m:dPr/>
+                    <m:e>
+                      <m:sSub>
+                        <m:e>
+                          <m:r>
+                            <m:t xml:space="preserve">∂</m:t>
+                          </m:r>
+                        </m:e>
+                        <m:sub>
+                          <m:r>
+                            <m:t xml:space="preserve">μ</m:t>
+                          </m:r>
+                        </m:sub>
+                      </m:sSub>
+                      <m:r>
+                        <m:t xml:space="preserve">φ</m:t>
+                      </m:r>
+                    </m:e>
+                  </m:d>
+                </m:den>
+              </m:f>
+            </m:e>
+          </m:d>
+          <m:r>
+            <m:t xml:space="preserve"> </m:t>
+          </m:r>
+          <m:sSub>
+            <m:e>
+              <m:r>
+                <m:t xml:space="preserve">∂</m:t>
+              </m:r>
+            </m:e>
+            <m:sub>
+              <m:r>
+                <m:t xml:space="preserve">μ</m:t>
+              </m:r>
+            </m:sub>
+          </m:sSub>
+          <m:d>
+            <m:dPr/>
+            <m:e>
+              <m:r>
+                <m:t xml:space="preserve">δφ</m:t>
+              </m:r>
+            </m:e>
+          </m:d>
         </m:oMath>
       </m:oMathPara>
     </w:p>
@@ -531,8 +618,202 @@
       </w:pPr>
       <m:oMathPara>
         <m:oMath>
+          <m:d>
+            <m:dPr>
+              <m:begChr m:val="["/>
+              <m:endChr m:val="]"/>
+            </m:dPr>
+            <m:e>
+              <m:f>
+                <m:num>
+                  <m:r>
+                    <m:t xml:space="preserve">∂ℒ</m:t>
+                  </m:r>
+                </m:num>
+                <m:den>
+                  <m:r>
+                    <m:t xml:space="preserve">∂</m:t>
+                  </m:r>
+                  <m:d>
+                    <m:dPr/>
+                    <m:e>
+                      <m:sSub>
+                        <m:e>
+                          <m:r>
+                            <m:t xml:space="preserve">∂</m:t>
+                          </m:r>
+                        </m:e>
+                        <m:sub>
+                          <m:r>
+                            <m:t xml:space="preserve">μ</m:t>
+                          </m:r>
+                        </m:sub>
+                      </m:sSub>
+                      <m:r>
+                        <m:t xml:space="preserve">φ</m:t>
+                      </m:r>
+                    </m:e>
+                  </m:d>
+                </m:den>
+              </m:f>
+            </m:e>
+          </m:d>
           <m:r>
-            <m:t xml:space="preserve">[∂ℒ/∂(∂_μφ)] ∂_μ(δφ) = ∂_μ{ [∂ℒ/∂(∂_μφ)] δφ } − ∂_μ[∂ℒ/∂(∂_μφ)] δφ</m:t>
+            <m:t xml:space="preserve"> </m:t>
+          </m:r>
+          <m:sSub>
+            <m:e>
+              <m:r>
+                <m:t xml:space="preserve">∂</m:t>
+              </m:r>
+            </m:e>
+            <m:sub>
+              <m:r>
+                <m:t xml:space="preserve">μ</m:t>
+              </m:r>
+            </m:sub>
+          </m:sSub>
+          <m:d>
+            <m:dPr/>
+            <m:e>
+              <m:r>
+                <m:t xml:space="preserve">δφ</m:t>
+              </m:r>
+            </m:e>
+          </m:d>
+          <m:r>
+            <m:t xml:space="preserve">=</m:t>
+          </m:r>
+          <m:sSub>
+            <m:e>
+              <m:r>
+                <m:t xml:space="preserve">∂</m:t>
+              </m:r>
+            </m:e>
+            <m:sub>
+              <m:r>
+                <m:t xml:space="preserve">μ</m:t>
+              </m:r>
+            </m:sub>
+          </m:sSub>
+          <m:r>
+            <m:t xml:space="preserve">{</m:t>
+          </m:r>
+          <m:r>
+            <m:t xml:space="preserve"> </m:t>
+          </m:r>
+          <m:d>
+            <m:dPr>
+              <m:begChr m:val="["/>
+              <m:endChr m:val="]"/>
+            </m:dPr>
+            <m:e>
+              <m:f>
+                <m:num>
+                  <m:r>
+                    <m:t xml:space="preserve">∂ℒ</m:t>
+                  </m:r>
+                </m:num>
+                <m:den>
+                  <m:r>
+                    <m:t xml:space="preserve">∂</m:t>
+                  </m:r>
+                  <m:d>
+                    <m:dPr/>
+                    <m:e>
+                      <m:sSub>
+                        <m:e>
+                          <m:r>
+                            <m:t xml:space="preserve">∂</m:t>
+                          </m:r>
+                        </m:e>
+                        <m:sub>
+                          <m:r>
+                            <m:t xml:space="preserve">μ</m:t>
+                          </m:r>
+                        </m:sub>
+                      </m:sSub>
+                      <m:r>
+                        <m:t xml:space="preserve">φ</m:t>
+                      </m:r>
+                    </m:e>
+                  </m:d>
+                </m:den>
+              </m:f>
+            </m:e>
+          </m:d>
+          <m:r>
+            <m:t xml:space="preserve"> </m:t>
+          </m:r>
+          <m:r>
+            <m:t xml:space="preserve">δφ</m:t>
+          </m:r>
+          <m:r>
+            <m:t xml:space="preserve"> </m:t>
+          </m:r>
+          <m:r>
+            <m:t xml:space="preserve">}</m:t>
+          </m:r>
+          <m:r>
+            <m:t xml:space="preserve">−</m:t>
+          </m:r>
+          <m:sSub>
+            <m:e>
+              <m:r>
+                <m:t xml:space="preserve">∂</m:t>
+              </m:r>
+            </m:e>
+            <m:sub>
+              <m:r>
+                <m:t xml:space="preserve">μ</m:t>
+              </m:r>
+            </m:sub>
+          </m:sSub>
+          <m:d>
+            <m:dPr>
+              <m:begChr m:val="["/>
+              <m:endChr m:val="]"/>
+            </m:dPr>
+            <m:e>
+              <m:f>
+                <m:num>
+                  <m:r>
+                    <m:t xml:space="preserve">∂ℒ</m:t>
+                  </m:r>
+                </m:num>
+                <m:den>
+                  <m:r>
+                    <m:t xml:space="preserve">∂</m:t>
+                  </m:r>
+                  <m:d>
+                    <m:dPr/>
+                    <m:e>
+                      <m:sSub>
+                        <m:e>
+                          <m:r>
+                            <m:t xml:space="preserve">∂</m:t>
+                          </m:r>
+                        </m:e>
+                        <m:sub>
+                          <m:r>
+                            <m:t xml:space="preserve">μ</m:t>
+                          </m:r>
+                        </m:sub>
+                      </m:sSub>
+                      <m:r>
+                        <m:t xml:space="preserve">φ</m:t>
+                      </m:r>
+                    </m:e>
+                  </m:d>
+                </m:den>
+              </m:f>
+            </m:e>
+          </m:d>
+          <m:r>
+            <m:t xml:space="preserve"> </m:t>
+          </m:r>
+          <m:r>
+            <m:t xml:space="preserve">δφ</m:t>
           </m:r>
         </m:oMath>
       </m:oMathPara>
@@ -550,7 +831,128 @@
       <m:oMathPara>
         <m:oMath>
           <m:r>
-            <m:t xml:space="preserve">δS = ∫_Ω d⁴x { ∂ℒ/∂φ − ∂_μ[∂ℒ/∂(∂_μφ)] } δφ</m:t>
+            <m:t xml:space="preserve">δS</m:t>
+          </m:r>
+          <m:r>
+            <m:t xml:space="preserve">=</m:t>
+          </m:r>
+          <m:sSub>
+            <m:e>
+              <m:r>
+                <m:t xml:space="preserve">∫</m:t>
+              </m:r>
+            </m:e>
+            <m:sub>
+              <m:r>
+                <m:t xml:space="preserve">Ω</m:t>
+              </m:r>
+            </m:sub>
+          </m:sSub>
+          <m:r>
+            <m:t xml:space="preserve"> </m:t>
+          </m:r>
+          <m:sSup>
+            <m:e>
+              <m:r>
+                <m:t xml:space="preserve">d</m:t>
+              </m:r>
+            </m:e>
+            <m:sup>
+              <m:r>
+                <m:t xml:space="preserve">4</m:t>
+              </m:r>
+            </m:sup>
+          </m:sSup>
+          <m:r>
+            <m:t xml:space="preserve">x</m:t>
+          </m:r>
+          <m:r>
+            <m:t xml:space="preserve"> </m:t>
+          </m:r>
+          <m:r>
+            <m:t xml:space="preserve">{</m:t>
+          </m:r>
+          <m:r>
+            <m:t xml:space="preserve"> </m:t>
+          </m:r>
+          <m:f>
+            <m:num>
+              <m:r>
+                <m:t xml:space="preserve">∂ℒ</m:t>
+              </m:r>
+            </m:num>
+            <m:den>
+              <m:r>
+                <m:t xml:space="preserve">∂φ</m:t>
+              </m:r>
+            </m:den>
+          </m:f>
+          <m:r>
+            <m:t xml:space="preserve">−</m:t>
+          </m:r>
+          <m:sSub>
+            <m:e>
+              <m:r>
+                <m:t xml:space="preserve">∂</m:t>
+              </m:r>
+            </m:e>
+            <m:sub>
+              <m:r>
+                <m:t xml:space="preserve">μ</m:t>
+              </m:r>
+            </m:sub>
+          </m:sSub>
+          <m:d>
+            <m:dPr>
+              <m:begChr m:val="["/>
+              <m:endChr m:val="]"/>
+            </m:dPr>
+            <m:e>
+              <m:f>
+                <m:num>
+                  <m:r>
+                    <m:t xml:space="preserve">∂ℒ</m:t>
+                  </m:r>
+                </m:num>
+                <m:den>
+                  <m:r>
+                    <m:t xml:space="preserve">∂</m:t>
+                  </m:r>
+                  <m:d>
+                    <m:dPr/>
+                    <m:e>
+                      <m:sSub>
+                        <m:e>
+                          <m:r>
+                            <m:t xml:space="preserve">∂</m:t>
+                          </m:r>
+                        </m:e>
+                        <m:sub>
+                          <m:r>
+                            <m:t xml:space="preserve">μ</m:t>
+                          </m:r>
+                        </m:sub>
+                      </m:sSub>
+                      <m:r>
+                        <m:t xml:space="preserve">φ</m:t>
+                      </m:r>
+                    </m:e>
+                  </m:d>
+                </m:den>
+              </m:f>
+            </m:e>
+          </m:d>
+          <m:r>
+            <m:t xml:space="preserve"> </m:t>
+          </m:r>
+          <m:r>
+            <m:t xml:space="preserve">}</m:t>
+          </m:r>
+          <m:r>
+            <m:t xml:space="preserve"> </m:t>
+          </m:r>
+          <m:r>
+            <m:t xml:space="preserve">δφ</m:t>
           </m:r>
         </m:oMath>
       </m:oMathPara>
@@ -575,8 +977,81 @@
       </w:pPr>
       <m:oMathPara>
         <m:oMath>
+          <m:f>
+            <m:num>
+              <m:r>
+                <m:t xml:space="preserve">∂ℒ</m:t>
+              </m:r>
+            </m:num>
+            <m:den>
+              <m:r>
+                <m:t xml:space="preserve">∂φ</m:t>
+              </m:r>
+            </m:den>
+          </m:f>
           <m:r>
-            <m:t xml:space="preserve">∂ℒ/∂φ − ∂_μ [ ∂ℒ/∂(∂_μφ) ] = 0</m:t>
+            <m:t xml:space="preserve">−</m:t>
+          </m:r>
+          <m:sSub>
+            <m:e>
+              <m:r>
+                <m:t xml:space="preserve">∂</m:t>
+              </m:r>
+            </m:e>
+            <m:sub>
+              <m:r>
+                <m:t xml:space="preserve">μ</m:t>
+              </m:r>
+            </m:sub>
+          </m:sSub>
+          <m:r>
+            <m:t xml:space="preserve"> </m:t>
+          </m:r>
+          <m:d>
+            <m:dPr>
+              <m:begChr m:val="["/>
+              <m:endChr m:val="]"/>
+            </m:dPr>
+            <m:e>
+              <m:f>
+                <m:num>
+                  <m:r>
+                    <m:t xml:space="preserve">∂ℒ</m:t>
+                  </m:r>
+                </m:num>
+                <m:den>
+                  <m:r>
+                    <m:t xml:space="preserve">∂</m:t>
+                  </m:r>
+                  <m:d>
+                    <m:dPr/>
+                    <m:e>
+                      <m:sSub>
+                        <m:e>
+                          <m:r>
+                            <m:t xml:space="preserve">∂</m:t>
+                          </m:r>
+                        </m:e>
+                        <m:sub>
+                          <m:r>
+                            <m:t xml:space="preserve">μ</m:t>
+                          </m:r>
+                        </m:sub>
+                      </m:sSub>
+                      <m:r>
+                        <m:t xml:space="preserve">φ</m:t>
+                      </m:r>
+                    </m:e>
+                  </m:d>
+                </m:den>
+              </m:f>
+            </m:e>
+          </m:d>
+          <m:r>
+            <m:t xml:space="preserve">=</m:t>
+          </m:r>
+          <m:r>
+            <m:t xml:space="preserve">0</m:t>
           </m:r>
         </m:oMath>
       </m:oMathPara>
@@ -640,8 +1115,203 @@
       </w:pPr>
       <m:oMathPara>
         <m:oMath>
+          <m:f>
+            <m:num>
+              <m:r>
+                <m:t xml:space="preserve">∂</m:t>
+              </m:r>
+              <m:d>
+                <m:dPr>
+                  <m:begChr m:val="["/>
+                  <m:endChr m:val="]"/>
+                </m:dPr>
+                <m:e>
+                  <m:f>
+                    <m:num>
+                      <m:r>
+                        <m:t xml:space="preserve">1</m:t>
+                      </m:r>
+                    </m:num>
+                    <m:den>
+                      <m:r>
+                        <m:t xml:space="preserve">2</m:t>
+                      </m:r>
+                    </m:den>
+                  </m:f>
+                  <m:r>
+                    <m:t xml:space="preserve"> </m:t>
+                  </m:r>
+                  <m:sSup>
+                    <m:e>
+                      <m:r>
+                        <m:t xml:space="preserve">g</m:t>
+                      </m:r>
+                    </m:e>
+                    <m:sup>
+                      <m:r>
+                        <m:t xml:space="preserve">αβ</m:t>
+                      </m:r>
+                    </m:sup>
+                  </m:sSup>
+                  <m:r>
+                    <m:t xml:space="preserve"> </m:t>
+                  </m:r>
+                  <m:sSub>
+                    <m:e>
+                      <m:r>
+                        <m:t xml:space="preserve">∂</m:t>
+                      </m:r>
+                    </m:e>
+                    <m:sub>
+                      <m:r>
+                        <m:t xml:space="preserve">α</m:t>
+                      </m:r>
+                    </m:sub>
+                  </m:sSub>
+                  <m:r>
+                    <m:t xml:space="preserve">φ</m:t>
+                  </m:r>
+                  <m:r>
+                    <m:t xml:space="preserve"> </m:t>
+                  </m:r>
+                  <m:sSub>
+                    <m:e>
+                      <m:r>
+                        <m:t xml:space="preserve">∂</m:t>
+                      </m:r>
+                    </m:e>
+                    <m:sub>
+                      <m:r>
+                        <m:t xml:space="preserve">β</m:t>
+                      </m:r>
+                    </m:sub>
+                  </m:sSub>
+                  <m:r>
+                    <m:t xml:space="preserve">φ</m:t>
+                  </m:r>
+                </m:e>
+              </m:d>
+            </m:num>
+            <m:den>
+              <m:r>
+                <m:t xml:space="preserve">∂</m:t>
+              </m:r>
+              <m:d>
+                <m:dPr/>
+                <m:e>
+                  <m:sSub>
+                    <m:e>
+                      <m:r>
+                        <m:t xml:space="preserve">∂</m:t>
+                      </m:r>
+                    </m:e>
+                    <m:sub>
+                      <m:r>
+                        <m:t xml:space="preserve">μ</m:t>
+                      </m:r>
+                    </m:sub>
+                  </m:sSub>
+                  <m:r>
+                    <m:t xml:space="preserve">φ</m:t>
+                  </m:r>
+                </m:e>
+              </m:d>
+            </m:den>
+          </m:f>
           <m:r>
-            <m:t xml:space="preserve">∂[ (1/2) g^(αβ) ∂_αφ ∂_βφ ] / ∂(∂_μφ) = (1/2)(g^(μβ)∂_βφ + g^(αμ)∂_αφ) = ∂^μφ</m:t>
+            <m:t xml:space="preserve">=</m:t>
+          </m:r>
+          <m:f>
+            <m:num>
+              <m:r>
+                <m:t xml:space="preserve">1</m:t>
+              </m:r>
+            </m:num>
+            <m:den>
+              <m:r>
+                <m:t xml:space="preserve">2</m:t>
+              </m:r>
+            </m:den>
+          </m:f>
+          <m:d>
+            <m:dPr/>
+            <m:e>
+              <m:sSup>
+                <m:e>
+                  <m:r>
+                    <m:t xml:space="preserve">g</m:t>
+                  </m:r>
+                </m:e>
+                <m:sup>
+                  <m:r>
+                    <m:t xml:space="preserve">μβ</m:t>
+                  </m:r>
+                </m:sup>
+              </m:sSup>
+              <m:sSub>
+                <m:e>
+                  <m:r>
+                    <m:t xml:space="preserve">∂</m:t>
+                  </m:r>
+                </m:e>
+                <m:sub>
+                  <m:r>
+                    <m:t xml:space="preserve">β</m:t>
+                  </m:r>
+                </m:sub>
+              </m:sSub>
+              <m:r>
+                <m:t xml:space="preserve">φ</m:t>
+              </m:r>
+              <m:r>
+                <m:t xml:space="preserve">+</m:t>
+              </m:r>
+              <m:sSup>
+                <m:e>
+                  <m:r>
+                    <m:t xml:space="preserve">g</m:t>
+                  </m:r>
+                </m:e>
+                <m:sup>
+                  <m:r>
+                    <m:t xml:space="preserve">αμ</m:t>
+                  </m:r>
+                </m:sup>
+              </m:sSup>
+              <m:sSub>
+                <m:e>
+                  <m:r>
+                    <m:t xml:space="preserve">∂</m:t>
+                  </m:r>
+                </m:e>
+                <m:sub>
+                  <m:r>
+                    <m:t xml:space="preserve">α</m:t>
+                  </m:r>
+                </m:sub>
+              </m:sSub>
+              <m:r>
+                <m:t xml:space="preserve">φ</m:t>
+              </m:r>
+            </m:e>
+          </m:d>
+          <m:r>
+            <m:t xml:space="preserve">=</m:t>
+          </m:r>
+          <m:sSup>
+            <m:e>
+              <m:r>
+                <m:t xml:space="preserve">∂</m:t>
+              </m:r>
+            </m:e>
+            <m:sup>
+              <m:r>
+                <m:t xml:space="preserve">μ</m:t>
+              </m:r>
+            </m:sup>
+          </m:sSup>
+          <m:r>
+            <m:t xml:space="preserve">φ</m:t>
           </m:r>
         </m:oMath>
       </m:oMathPara>
@@ -658,8 +1328,40 @@
       </w:pPr>
       <m:oMathPara>
         <m:oMath>
+          <m:d>
+            <m:dPr/>
+            <m:e>
+              <m:r>
+                <m:t xml:space="preserve">□</m:t>
+              </m:r>
+              <m:r>
+                <m:t xml:space="preserve">+</m:t>
+              </m:r>
+              <m:sSup>
+                <m:e>
+                  <m:r>
+                    <m:t xml:space="preserve">m</m:t>
+                  </m:r>
+                </m:e>
+                <m:sup>
+                  <m:r>
+                    <m:t xml:space="preserve">2</m:t>
+                  </m:r>
+                </m:sup>
+              </m:sSup>
+            </m:e>
+          </m:d>
           <m:r>
-            <m:t xml:space="preserve">(□ + m²) φ = 0</m:t>
+            <m:t xml:space="preserve"> </m:t>
+          </m:r>
+          <m:r>
+            <m:t xml:space="preserve">φ</m:t>
+          </m:r>
+          <m:r>
+            <m:t xml:space="preserve">=</m:t>
+          </m:r>
+          <m:r>
+            <m:t xml:space="preserve">0</m:t>
           </m:r>
         </m:oMath>
       </m:oMathPara>
@@ -747,9 +1449,68 @@
       </w:pPr>
       <m:oMathPara>
         <m:oMath>
+          <m:d>
+            <m:dPr/>
+            <m:e>
+              <m:r>
+                <m:t xml:space="preserve">□</m:t>
+              </m:r>
+              <m:r>
+                <m:t xml:space="preserve">+</m:t>
+              </m:r>
+              <m:sSup>
+                <m:e>
+                  <m:r>
+                    <m:t xml:space="preserve">m</m:t>
+                  </m:r>
+                </m:e>
+                <m:sup>
+                  <m:r>
+                    <m:t xml:space="preserve">2</m:t>
+                  </m:r>
+                </m:sup>
+              </m:sSup>
+            </m:e>
+          </m:d>
           <m:r>
-            <m:t xml:space="preserve">(□ + m²) φ = −(λ/6) φ³</m:t>
+            <m:t xml:space="preserve"> </m:t>
           </m:r>
+          <m:r>
+            <m:t xml:space="preserve">φ</m:t>
+          </m:r>
+          <m:r>
+            <m:t xml:space="preserve">=</m:t>
+          </m:r>
+          <m:r>
+            <m:t xml:space="preserve">−</m:t>
+          </m:r>
+          <m:f>
+            <m:num>
+              <m:r>
+                <m:t xml:space="preserve">λ</m:t>
+              </m:r>
+            </m:num>
+            <m:den>
+              <m:r>
+                <m:t xml:space="preserve">6</m:t>
+              </m:r>
+            </m:den>
+          </m:f>
+          <m:r>
+            <m:t xml:space="preserve"> </m:t>
+          </m:r>
+          <m:sSup>
+            <m:e>
+              <m:r>
+                <m:t xml:space="preserve">φ</m:t>
+              </m:r>
+            </m:e>
+            <m:sup>
+              <m:r>
+                <m:t xml:space="preserve">3</m:t>
+              </m:r>
+            </m:sup>
+          </m:sSup>
         </m:oMath>
       </m:oMathPara>
     </w:p>
@@ -799,8 +1560,52 @@
       </w:pPr>
       <m:oMathPara>
         <m:oMath>
+          <m:d>
+            <m:dPr/>
+            <m:e>
+              <m:sSup>
+                <m:e>
+                  <m:r>
+                    <m:t xml:space="preserve">iγ</m:t>
+                  </m:r>
+                </m:e>
+                <m:sup>
+                  <m:r>
+                    <m:t xml:space="preserve">μ</m:t>
+                  </m:r>
+                </m:sup>
+              </m:sSup>
+              <m:sSub>
+                <m:e>
+                  <m:r>
+                    <m:t xml:space="preserve">∂</m:t>
+                  </m:r>
+                </m:e>
+                <m:sub>
+                  <m:r>
+                    <m:t xml:space="preserve">μ</m:t>
+                  </m:r>
+                </m:sub>
+              </m:sSub>
+              <m:r>
+                <m:t xml:space="preserve">−</m:t>
+              </m:r>
+              <m:r>
+                <m:t xml:space="preserve">m</m:t>
+              </m:r>
+            </m:e>
+          </m:d>
           <m:r>
-            <m:t xml:space="preserve">(iγ^μ∂_μ − m) ψ = 0</m:t>
+            <m:t xml:space="preserve"> </m:t>
+          </m:r>
+          <m:r>
+            <m:t xml:space="preserve">ψ</m:t>
+          </m:r>
+          <m:r>
+            <m:t xml:space="preserve">=</m:t>
+          </m:r>
+          <m:r>
+            <m:t xml:space="preserve">0</m:t>
           </m:r>
         </m:oMath>
       </m:oMathPara>
@@ -831,7 +1636,66 @@
       <m:oMathPara>
         <m:oMath>
           <m:r>
-            <m:t xml:space="preserve">−i (∂_μψ̄) γ^μ − m ψ̄ = 0</m:t>
+            <m:t xml:space="preserve">−</m:t>
+          </m:r>
+          <m:r>
+            <m:t xml:space="preserve">i</m:t>
+          </m:r>
+          <m:r>
+            <m:t xml:space="preserve"> </m:t>
+          </m:r>
+          <m:d>
+            <m:dPr/>
+            <m:e>
+              <m:sSub>
+                <m:e>
+                  <m:r>
+                    <m:t xml:space="preserve">∂</m:t>
+                  </m:r>
+                </m:e>
+                <m:sub>
+                  <m:r>
+                    <m:t xml:space="preserve">μ</m:t>
+                  </m:r>
+                </m:sub>
+              </m:sSub>
+              <m:r>
+                <m:t xml:space="preserve">ψ̄</m:t>
+              </m:r>
+            </m:e>
+          </m:d>
+          <m:r>
+            <m:t xml:space="preserve"> </m:t>
+          </m:r>
+          <m:sSup>
+            <m:e>
+              <m:r>
+                <m:t xml:space="preserve">γ</m:t>
+              </m:r>
+            </m:e>
+            <m:sup>
+              <m:r>
+                <m:t xml:space="preserve">μ</m:t>
+              </m:r>
+            </m:sup>
+          </m:sSup>
+          <m:r>
+            <m:t xml:space="preserve">−</m:t>
+          </m:r>
+          <m:r>
+            <m:t xml:space="preserve">m</m:t>
+          </m:r>
+          <m:r>
+            <m:t xml:space="preserve"> </m:t>
+          </m:r>
+          <m:r>
+            <m:t xml:space="preserve">ψ̄</m:t>
+          </m:r>
+          <m:r>
+            <m:t xml:space="preserve">=</m:t>
+          </m:r>
+          <m:r>
+            <m:t xml:space="preserve">0</m:t>
           </m:r>
         </m:oMath>
       </m:oMathPara>
@@ -882,9 +1746,100 @@
       </w:pPr>
       <m:oMathPara>
         <m:oMath>
+          <m:f>
+            <m:num>
+              <m:r>
+                <m:t xml:space="preserve">∂</m:t>
+              </m:r>
+              <m:d>
+                <m:dPr/>
+                <m:e>
+                  <m:sSub>
+                    <m:e>
+                      <m:r>
+                        <m:t xml:space="preserve">F</m:t>
+                      </m:r>
+                    </m:e>
+                    <m:sub>
+                      <m:r>
+                        <m:t xml:space="preserve">αβ</m:t>
+                      </m:r>
+                    </m:sub>
+                  </m:sSub>
+                  <m:r>
+                    <m:t xml:space="preserve"> </m:t>
+                  </m:r>
+                  <m:sSup>
+                    <m:e>
+                      <m:r>
+                        <m:t xml:space="preserve">F</m:t>
+                      </m:r>
+                    </m:e>
+                    <m:sup>
+                      <m:r>
+                        <m:t xml:space="preserve">αβ</m:t>
+                      </m:r>
+                    </m:sup>
+                  </m:sSup>
+                </m:e>
+              </m:d>
+            </m:num>
+            <m:den>
+              <m:r>
+                <m:t xml:space="preserve">∂</m:t>
+              </m:r>
+              <m:d>
+                <m:dPr/>
+                <m:e>
+                  <m:sSub>
+                    <m:e>
+                      <m:r>
+                        <m:t xml:space="preserve">∂</m:t>
+                      </m:r>
+                    </m:e>
+                    <m:sub>
+                      <m:r>
+                        <m:t xml:space="preserve">μ</m:t>
+                      </m:r>
+                    </m:sub>
+                  </m:sSub>
+                  <m:sSub>
+                    <m:e>
+                      <m:r>
+                        <m:t xml:space="preserve">A</m:t>
+                      </m:r>
+                    </m:e>
+                    <m:sub>
+                      <m:r>
+                        <m:t xml:space="preserve">ν</m:t>
+                      </m:r>
+                    </m:sub>
+                  </m:sSub>
+                </m:e>
+              </m:d>
+            </m:den>
+          </m:f>
           <m:r>
-            <m:t xml:space="preserve">∂(F_αβ F^(αβ)) / ∂(∂_μA_ν) = 4 F^(μν)</m:t>
+            <m:t xml:space="preserve">=</m:t>
           </m:r>
+          <m:r>
+            <m:t xml:space="preserve">4</m:t>
+          </m:r>
+          <m:r>
+            <m:t xml:space="preserve"> </m:t>
+          </m:r>
+          <m:sSup>
+            <m:e>
+              <m:r>
+                <m:t xml:space="preserve">F</m:t>
+              </m:r>
+            </m:e>
+            <m:sup>
+              <m:r>
+                <m:t xml:space="preserve">μν</m:t>
+              </m:r>
+            </m:sup>
+          </m:sSup>
         </m:oMath>
       </m:oMathPara>
     </w:p>
@@ -913,9 +1868,48 @@
       </w:pPr>
       <m:oMathPara>
         <m:oMath>
+          <m:sSub>
+            <m:e>
+              <m:r>
+                <m:t xml:space="preserve">∂</m:t>
+              </m:r>
+            </m:e>
+            <m:sub>
+              <m:r>
+                <m:t xml:space="preserve">μ</m:t>
+              </m:r>
+            </m:sub>
+          </m:sSub>
           <m:r>
-            <m:t xml:space="preserve">∂_μ F^(μν) = j^ν</m:t>
+            <m:t xml:space="preserve"> </m:t>
           </m:r>
+          <m:sSup>
+            <m:e>
+              <m:r>
+                <m:t xml:space="preserve">F</m:t>
+              </m:r>
+            </m:e>
+            <m:sup>
+              <m:r>
+                <m:t xml:space="preserve">μν</m:t>
+              </m:r>
+            </m:sup>
+          </m:sSup>
+          <m:r>
+            <m:t xml:space="preserve">=</m:t>
+          </m:r>
+          <m:sSup>
+            <m:e>
+              <m:r>
+                <m:t xml:space="preserve">j</m:t>
+              </m:r>
+            </m:e>
+            <m:sup>
+              <m:r>
+                <m:t xml:space="preserve">ν</m:t>
+              </m:r>
+            </m:sup>
+          </m:sSup>
         </m:oMath>
       </m:oMathPara>
     </w:p>
@@ -962,8 +1956,38 @@
       </w:pPr>
       <m:oMathPara>
         <m:oMath>
+          <m:sSub>
+            <m:e>
+              <m:r>
+                <m:t xml:space="preserve">∂</m:t>
+              </m:r>
+            </m:e>
+            <m:sub>
+              <m:r>
+                <m:t xml:space="preserve">ν</m:t>
+              </m:r>
+            </m:sub>
+          </m:sSub>
           <m:r>
-            <m:t xml:space="preserve">∂_ν j^ν = 0</m:t>
+            <m:t xml:space="preserve"> </m:t>
+          </m:r>
+          <m:sSup>
+            <m:e>
+              <m:r>
+                <m:t xml:space="preserve">j</m:t>
+              </m:r>
+            </m:e>
+            <m:sup>
+              <m:r>
+                <m:t xml:space="preserve">ν</m:t>
+              </m:r>
+            </m:sup>
+          </m:sSup>
+          <m:r>
+            <m:t xml:space="preserve">=</m:t>
+          </m:r>
+          <m:r>
+            <m:t xml:space="preserve">0</m:t>
           </m:r>
         </m:oMath>
       </m:oMathPara>
@@ -1014,9 +2038,113 @@
       </w:pPr>
       <m:oMathPara>
         <m:oMath>
+          <m:f>
+            <m:num>
+              <m:r>
+                <m:t xml:space="preserve">δH</m:t>
+              </m:r>
+            </m:num>
+            <m:den>
+              <m:r>
+                <m:t xml:space="preserve">δφ</m:t>
+              </m:r>
+              <m:d>
+                <m:dPr/>
+                <m:e>
+                  <m:r>
+                    <m:t xml:space="preserve">x</m:t>
+                  </m:r>
+                </m:e>
+              </m:d>
+            </m:den>
+          </m:f>
           <m:r>
-            <m:t xml:space="preserve">δH/δφ(x) = ∂ℋ/∂φ − ∂ᵢ[∂ℋ/∂(∂ᵢφ)],    δH/δπ(x) = ∂ℋ/∂π</m:t>
+            <m:t xml:space="preserve">=</m:t>
           </m:r>
+          <m:f>
+            <m:num>
+              <m:r>
+                <m:t xml:space="preserve">∂ℋ</m:t>
+              </m:r>
+            </m:num>
+            <m:den>
+              <m:r>
+                <m:t xml:space="preserve">∂φ</m:t>
+              </m:r>
+            </m:den>
+          </m:f>
+          <m:r>
+            <m:t xml:space="preserve">−</m:t>
+          </m:r>
+          <m:r>
+            <m:t xml:space="preserve">∂ᵢ</m:t>
+          </m:r>
+          <m:d>
+            <m:dPr>
+              <m:begChr m:val="["/>
+              <m:endChr m:val="]"/>
+            </m:dPr>
+            <m:e>
+              <m:f>
+                <m:num>
+                  <m:r>
+                    <m:t xml:space="preserve">∂ℋ</m:t>
+                  </m:r>
+                </m:num>
+                <m:den>
+                  <m:r>
+                    <m:t xml:space="preserve">∂</m:t>
+                  </m:r>
+                  <m:d>
+                    <m:dPr/>
+                    <m:e>
+                      <m:r>
+                        <m:t xml:space="preserve">∂ᵢφ</m:t>
+                      </m:r>
+                    </m:e>
+                  </m:d>
+                </m:den>
+              </m:f>
+            </m:e>
+          </m:d>
+          <m:r>
+            <m:t xml:space="preserve">,</m:t>
+          </m:r>
+          <m:f>
+            <m:num>
+              <m:r>
+                <m:t xml:space="preserve">δH</m:t>
+              </m:r>
+            </m:num>
+            <m:den>
+              <m:r>
+                <m:t xml:space="preserve">δπ</m:t>
+              </m:r>
+              <m:d>
+                <m:dPr/>
+                <m:e>
+                  <m:r>
+                    <m:t xml:space="preserve">x</m:t>
+                  </m:r>
+                </m:e>
+              </m:d>
+            </m:den>
+          </m:f>
+          <m:r>
+            <m:t xml:space="preserve">=</m:t>
+          </m:r>
+          <m:f>
+            <m:num>
+              <m:r>
+                <m:t xml:space="preserve">∂ℋ</m:t>
+              </m:r>
+            </m:num>
+            <m:den>
+              <m:r>
+                <m:t xml:space="preserve">∂π</m:t>
+              </m:r>
+            </m:den>
+          </m:f>
         </m:oMath>
       </m:oMathPara>
     </w:p>
@@ -1033,8 +2161,47 @@
       <m:oMathPara>
         <m:oMath>
           <m:r>
-            <m:t xml:space="preserve">φ̇ = δH/δπ,    π̇ = −δH/δφ</m:t>
+            <m:t xml:space="preserve">φ̇</m:t>
           </m:r>
+          <m:r>
+            <m:t xml:space="preserve">=</m:t>
+          </m:r>
+          <m:f>
+            <m:num>
+              <m:r>
+                <m:t xml:space="preserve">δH</m:t>
+              </m:r>
+            </m:num>
+            <m:den>
+              <m:r>
+                <m:t xml:space="preserve">δπ</m:t>
+              </m:r>
+            </m:den>
+          </m:f>
+          <m:r>
+            <m:t xml:space="preserve">,</m:t>
+          </m:r>
+          <m:r>
+            <m:t xml:space="preserve">π̇</m:t>
+          </m:r>
+          <m:r>
+            <m:t xml:space="preserve">=</m:t>
+          </m:r>
+          <m:r>
+            <m:t xml:space="preserve">−</m:t>
+          </m:r>
+          <m:f>
+            <m:num>
+              <m:r>
+                <m:t xml:space="preserve">δH</m:t>
+              </m:r>
+            </m:num>
+            <m:den>
+              <m:r>
+                <m:t xml:space="preserve">δφ</m:t>
+              </m:r>
+            </m:den>
+          </m:f>
         </m:oMath>
       </m:oMathPara>
     </w:p>
@@ -1079,9 +2246,69 @@
       </w:pPr>
       <m:oMathPara>
         <m:oMath>
+          <m:d>
+            <m:dPr/>
+            <m:e>
+              <m:r>
+                <m:t xml:space="preserve">−</m:t>
+              </m:r>
+              <m:sSup>
+                <m:e>
+                  <m:r>
+                    <m:t xml:space="preserve">∇</m:t>
+                  </m:r>
+                </m:e>
+                <m:sup>
+                  <m:r>
+                    <m:t xml:space="preserve">2</m:t>
+                  </m:r>
+                </m:sup>
+              </m:sSup>
+              <m:r>
+                <m:t xml:space="preserve">+</m:t>
+              </m:r>
+              <m:sSup>
+                <m:e>
+                  <m:r>
+                    <m:t xml:space="preserve">m</m:t>
+                  </m:r>
+                </m:e>
+                <m:sup>
+                  <m:r>
+                    <m:t xml:space="preserve">2</m:t>
+                  </m:r>
+                </m:sup>
+              </m:sSup>
+            </m:e>
+          </m:d>
           <m:r>
-            <m:t xml:space="preserve">(−∇² + m²) φ(x) = J(x)</m:t>
+            <m:t xml:space="preserve"> </m:t>
           </m:r>
+          <m:r>
+            <m:t xml:space="preserve">φ</m:t>
+          </m:r>
+          <m:d>
+            <m:dPr/>
+            <m:e>
+              <m:r>
+                <m:t xml:space="preserve">x</m:t>
+              </m:r>
+            </m:e>
+          </m:d>
+          <m:r>
+            <m:t xml:space="preserve">=</m:t>
+          </m:r>
+          <m:r>
+            <m:t xml:space="preserve">J</m:t>
+          </m:r>
+          <m:d>
+            <m:dPr/>
+            <m:e>
+              <m:r>
+                <m:t xml:space="preserve">x</m:t>
+              </m:r>
+            </m:e>
+          </m:d>
         </m:oMath>
       </m:oMathPara>
     </w:p>
@@ -1098,8 +2325,49 @@
       <m:oMathPara>
         <m:oMath>
           <m:r>
-            <m:t xml:space="preserve">φ(r) = g e^(−mr)/(4πr)</m:t>
+            <m:t xml:space="preserve">φ</m:t>
           </m:r>
+          <m:d>
+            <m:dPr/>
+            <m:e>
+              <m:r>
+                <m:t xml:space="preserve">r</m:t>
+              </m:r>
+            </m:e>
+          </m:d>
+          <m:r>
+            <m:t xml:space="preserve">=</m:t>
+          </m:r>
+          <m:r>
+            <m:t xml:space="preserve">g</m:t>
+          </m:r>
+          <m:r>
+            <m:t xml:space="preserve"> </m:t>
+          </m:r>
+          <m:f>
+            <m:num>
+              <m:sSup>
+                <m:e>
+                  <m:r>
+                    <m:t xml:space="preserve">e</m:t>
+                  </m:r>
+                </m:e>
+                <m:sup>
+                  <m:r>
+                    <m:t xml:space="preserve">−</m:t>
+                  </m:r>
+                  <m:r>
+                    <m:t xml:space="preserve">mr</m:t>
+                  </m:r>
+                </m:sup>
+              </m:sSup>
+            </m:num>
+            <m:den>
+              <m:r>
+                <m:t xml:space="preserve">4πr</m:t>
+              </m:r>
+            </m:den>
+          </m:f>
         </m:oMath>
       </m:oMathPara>
     </w:p>
